--- a/Testing final models.docx
+++ b/Testing final models.docx
@@ -153,7 +153,19 @@
         <w:rPr>
           <w:lang w:val="en-US"/>
         </w:rPr>
-        <w:t xml:space="preserve"> – here we achieved a little bit higher score </w:t>
+        <w:t xml:space="preserve"> – here we achieved a </w:t>
+      </w:r>
+      <w:r>
+        <w:rPr>
+          <w:lang w:val="en-US"/>
+        </w:rPr>
+        <w:t>slightly</w:t>
+      </w:r>
+      <w:r>
+        <w:rPr>
+          <w:lang w:val="en-US"/>
+        </w:rPr>
+        <w:t xml:space="preserve"> higher score </w:t>
       </w:r>
       <w:r>
         <w:rPr>
@@ -231,19 +243,7 @@
         <w:rPr>
           <w:lang w:val="en-US"/>
         </w:rPr>
-        <w:t>The differentiation between shirts, t-</w:t>
-      </w:r>
-      <w:r>
-        <w:rPr>
-          <w:lang w:val="en-US"/>
-        </w:rPr>
-        <w:t>shirts</w:t>
-      </w:r>
-      <w:r>
-        <w:rPr>
-          <w:lang w:val="en-US"/>
-        </w:rPr>
-        <w:t xml:space="preserve">/tops, and pullovers is still the major problem. </w:t>
+        <w:t xml:space="preserve">The differentiation between shirts, t-shirts/tops, and pullovers is still the major problem. </w:t>
       </w:r>
     </w:p>
     <w:p>
@@ -273,19 +273,7 @@
         <w:rPr>
           <w:lang w:val="en-US"/>
         </w:rPr>
-        <w:t xml:space="preserve">– the accuracy is 80%. If we look at the training accuracy curve, we see a fluctuation that is not present in the </w:t>
-      </w:r>
-      <w:r>
-        <w:rPr>
-          <w:lang w:val="en-US"/>
-        </w:rPr>
-        <w:t xml:space="preserve">TensorFlow </w:t>
-      </w:r>
-      <w:r>
-        <w:rPr>
-          <w:lang w:val="en-US"/>
-        </w:rPr>
-        <w:t>implementation.</w:t>
+        <w:t>– the accuracy is 80%. If we look at the training accuracy curve, we see a fluctuation that is not present in the TensorFlow implementation.</w:t>
       </w:r>
     </w:p>
     <w:p>
@@ -351,7 +339,19 @@
         <w:rPr>
           <w:lang w:val="en-US"/>
         </w:rPr>
-        <w:t xml:space="preserve"> – this model has the highest accuracy of 88.1%, but it is important to point out the fact that it takes a huge amount of time for training. So in terms of searching for a model that compromises on used resources and performance, we might want to discard it.</w:t>
+        <w:t xml:space="preserve"> – this model has the highest accuracy of 88.1%, but it is important to point out the fact that it takes a huge amount of time for training. </w:t>
+      </w:r>
+      <w:r>
+        <w:rPr>
+          <w:lang w:val="en-US"/>
+        </w:rPr>
+        <w:t>So,</w:t>
+      </w:r>
+      <w:r>
+        <w:rPr>
+          <w:lang w:val="en-US"/>
+        </w:rPr>
+        <w:t xml:space="preserve"> in terms of searching for a model that compromises on used resources and performance, we might want to discard it.</w:t>
       </w:r>
     </w:p>
     <w:p>
@@ -1171,6 +1171,7 @@
   <w:style w:type="character" w:default="1" w:styleId="DefaultParagraphFont">
     <w:name w:val="Default Paragraph Font"/>
     <w:uiPriority w:val="1"/>
+    <w:semiHidden/>
     <w:unhideWhenUsed/>
   </w:style>
   <w:style w:type="table" w:default="1" w:styleId="TableNormal">
